--- a/docs/Level1/高中英语语法切片-Level1-第17课-冠词综合辨析.docx
+++ b/docs/Level1/高中英语语法切片-Level1-第17课-冠词综合辨析.docx
@@ -141,7 +141,7 @@
           <w:sz w:val="24"/>
           <w:szCs w:val="24"/>
         </w:rPr>
-        <w:t xml:space="preserve">来，我跟你说，这一节没有新知识，全是把学过的东西盘活。可我跟你说，盘不盘得活，恰恰决定你能不能拿分。</w:t>
+        <w:t xml:space="preserve">我跟你说，这一节没有新知识，全是把学过的东西盘活。可盘不盘得活，恰恰决定你能不能拿分。</w:t>
       </w:r>
     </w:p>
     <w:p>
@@ -3134,7 +3134,7 @@
           <w:sz w:val="24"/>
           <w:szCs w:val="24"/>
         </w:rPr>
-        <w:t xml:space="preserve">选择题，先圈一个。圈好了呢？</w:t>
+        <w:t xml:space="preserve">选择题，你先选定一个。</w:t>
       </w:r>
     </w:p>
     <w:p>

--- a/docs/Level1/高中英语语法切片-Level1-第17课-冠词综合辨析.docx
+++ b/docs/Level1/高中英语语法切片-Level1-第17课-冠词综合辨析.docx
@@ -213,6 +213,20 @@
           <w:sz w:val="24"/>
           <w:szCs w:val="24"/>
         </w:rPr>
+        <w:t xml:space="preserve">我猜有人已经写完了，可答案不一定对。</w:t>
+      </w:r>
+    </w:p>
+    <w:p>
+      <w:pPr>
+        <w:spacing w:after="160" w:line="380"/>
+        <w:ind w:firstLine="480"/>
+      </w:pPr>
+      <w:r>
+        <w:rPr>
+          <w:rFonts w:ascii="SimSun" w:cs="SimSun" w:eastAsia="SimSun" w:hAnsi="SimSun"/>
+          <w:sz w:val="24"/>
+          <w:szCs w:val="24"/>
+        </w:rPr>
         <w:t xml:space="preserve">先自己写，两个空都写，写完我们对答案。写好了吗？</w:t>
       </w:r>
     </w:p>
@@ -383,6 +397,20 @@
           <w:sz w:val="24"/>
           <w:szCs w:val="24"/>
         </w:rPr>
+        <w:t xml:space="preserve">这道题很多同学会栽，你注意听。</w:t>
+      </w:r>
+    </w:p>
+    <w:p>
+      <w:pPr>
+        <w:spacing w:after="160" w:line="380"/>
+        <w:ind w:firstLine="480"/>
+      </w:pPr>
+      <w:r>
+        <w:rPr>
+          <w:rFonts w:ascii="SimSun" w:cs="SimSun" w:eastAsia="SimSun" w:hAnsi="SimSun"/>
+          <w:sz w:val="24"/>
+          <w:szCs w:val="24"/>
+        </w:rPr>
         <w:t xml:space="preserve">先自己动笔，两个空都写。写好了呢？</w:t>
       </w:r>
     </w:p>
@@ -553,6 +581,20 @@
           <w:sz w:val="24"/>
           <w:szCs w:val="24"/>
         </w:rPr>
+        <w:t xml:space="preserve">我知道有人第一反应是直接填进去。先别急。</w:t>
+      </w:r>
+    </w:p>
+    <w:p>
+      <w:pPr>
+        <w:spacing w:after="160" w:line="380"/>
+        <w:ind w:firstLine="480"/>
+      </w:pPr>
+      <w:r>
+        <w:rPr>
+          <w:rFonts w:ascii="SimSun" w:cs="SimSun" w:eastAsia="SimSun" w:hAnsi="SimSun"/>
+          <w:sz w:val="24"/>
+          <w:szCs w:val="24"/>
+        </w:rPr>
         <w:t xml:space="preserve">这道题你先写，写完再听。写好了呢？</w:t>
       </w:r>
     </w:p>
@@ -695,6 +737,20 @@
           <w:sz w:val="24"/>
           <w:szCs w:val="24"/>
         </w:rPr>
+        <w:t xml:space="preserve">这个地方我年年见人丢分。</w:t>
+      </w:r>
+    </w:p>
+    <w:p>
+      <w:pPr>
+        <w:spacing w:after="160" w:line="380"/>
+        <w:ind w:firstLine="480"/>
+      </w:pPr>
+      <w:r>
+        <w:rPr>
+          <w:rFonts w:ascii="SimSun" w:cs="SimSun" w:eastAsia="SimSun" w:hAnsi="SimSun"/>
+          <w:sz w:val="24"/>
+          <w:szCs w:val="24"/>
+        </w:rPr>
         <w:t xml:space="preserve">这道题慢慢来，两句都翻译出来。写好了呢？</w:t>
       </w:r>
     </w:p>
@@ -879,6 +935,20 @@
           <w:sz w:val="24"/>
           <w:szCs w:val="24"/>
         </w:rPr>
+        <w:t xml:space="preserve">有的同学看到这儿就慌了。别慌。</w:t>
+      </w:r>
+    </w:p>
+    <w:p>
+      <w:pPr>
+        <w:spacing w:after="160" w:line="380"/>
+        <w:ind w:firstLine="480"/>
+      </w:pPr>
+      <w:r>
+        <w:rPr>
+          <w:rFonts w:ascii="SimSun" w:cs="SimSun" w:eastAsia="SimSun" w:hAnsi="SimSun"/>
+          <w:sz w:val="24"/>
+          <w:szCs w:val="24"/>
+        </w:rPr>
         <w:t xml:space="preserve">这一步跟上了吗？</w:t>
       </w:r>
     </w:p>
@@ -1077,6 +1147,20 @@
           <w:sz w:val="24"/>
           <w:szCs w:val="24"/>
         </w:rPr>
+        <w:t xml:space="preserve">我猜你心里已经有个答案了，我们看对不对。</w:t>
+      </w:r>
+    </w:p>
+    <w:p>
+      <w:pPr>
+        <w:spacing w:after="160" w:line="380"/>
+        <w:ind w:firstLine="480"/>
+      </w:pPr>
+      <w:r>
+        <w:rPr>
+          <w:rFonts w:ascii="SimSun" w:cs="SimSun" w:eastAsia="SimSun" w:hAnsi="SimSun"/>
+          <w:sz w:val="24"/>
+          <w:szCs w:val="24"/>
+        </w:rPr>
         <w:t xml:space="preserve">最后一道，你先自己找，三处错误都圈出来。圈好了吗？</w:t>
       </w:r>
     </w:p>
@@ -1427,6 +1511,20 @@
           <w:sz w:val="24"/>
           <w:szCs w:val="24"/>
         </w:rPr>
+        <w:t xml:space="preserve">下面这几组，是我这些年见学生栽得最多的地方。</w:t>
+      </w:r>
+    </w:p>
+    <w:p>
+      <w:pPr>
+        <w:spacing w:after="160" w:line="380"/>
+        <w:ind w:firstLine="480"/>
+      </w:pPr>
+      <w:r>
+        <w:rPr>
+          <w:rFonts w:ascii="SimSun" w:cs="SimSun" w:eastAsia="SimSun" w:hAnsi="SimSun"/>
+          <w:sz w:val="24"/>
+          <w:szCs w:val="24"/>
+        </w:rPr>
         <w:t xml:space="preserve">好，接下来是今天的重头：高频陷阱。</w:t>
       </w:r>
     </w:p>
@@ -1624,6 +1722,20 @@
           <w:szCs w:val="24"/>
         </w:rPr>
         <w:t xml:space="preserve">最后一组，专有名词里的例外。</w:t>
+      </w:r>
+    </w:p>
+    <w:p>
+      <w:pPr>
+        <w:spacing w:after="160" w:line="380"/>
+        <w:ind w:firstLine="480"/>
+      </w:pPr>
+      <w:r>
+        <w:rPr>
+          <w:rFonts w:ascii="SimSun" w:cs="SimSun" w:eastAsia="SimSun" w:hAnsi="SimSun"/>
+          <w:sz w:val="24"/>
+          <w:szCs w:val="24"/>
+        </w:rPr>
+        <w:t xml:space="preserve">我插一句啊，这一段要是没跟上，你倒回去再听一遍，别往下硬走。</w:t>
       </w:r>
     </w:p>
     <w:p>
@@ -1962,6 +2074,20 @@
           <w:szCs w:val="24"/>
         </w:rPr>
         <w:t xml:space="preserve">题目：____________ (A / The / 不填) knowledge is power, but ____________ (a / the / 不填) knowledge in this book is out of date.</w:t>
+      </w:r>
+    </w:p>
+    <w:p>
+      <w:pPr>
+        <w:spacing w:after="160" w:line="380"/>
+        <w:ind w:firstLine="480"/>
+      </w:pPr>
+      <w:r>
+        <w:rPr>
+          <w:rFonts w:ascii="SimSun" w:cs="SimSun" w:eastAsia="SimSun" w:hAnsi="SimSun"/>
+          <w:sz w:val="24"/>
+          <w:szCs w:val="24"/>
+        </w:rPr>
+        <w:t xml:space="preserve">很多同学错就错在没往下多看一眼。</w:t>
       </w:r>
     </w:p>
     <w:p>

--- a/docs/Level1/高中英语语法切片-Level1-第17课-冠词综合辨析.docx
+++ b/docs/Level1/高中英语语法切片-Level1-第17课-冠词综合辨析.docx
@@ -1539,7 +1539,7 @@
           <w:sz w:val="24"/>
           <w:szCs w:val="24"/>
         </w:rPr>
-        <w:t xml:space="preserve">我给你挑了五组高考最爱考的，一组一组拆。</w:t>
+        <w:t xml:space="preserve">我们挑了五组高考最爱考的，一组一组拆。</w:t>
       </w:r>
     </w:p>
     <w:p>
